--- a/site/static/files/lee-seulgi-resume.docx
+++ b/site/static/files/lee-seulgi-resume.docx
@@ -2781,7 +2781,7 @@
                 <w:sz w:val="18"/>
                 <w:szCs w:val="18"/>
               </w:rPr>
-              <w:t xml:space="preserve">React, TypeScript, Java, Spring Boot, MariaDB, Figma</w:t>
+              <w:t xml:space="preserve">React, TypeScript, Zustand, React Query, Java, Spring Boot, MariaDB, Firebase Storage, Figma, Canva</w:t>
             </w:r>
           </w:p>
         </w:tc>
@@ -2844,7 +2844,7 @@
                 <w:sz w:val="18"/>
                 <w:szCs w:val="18"/>
               </w:rPr>
-              <w:t xml:space="preserve">MU:ZIN (클래식 악기 레슨 예약 플랫폼)</w:t>
+              <w:t xml:space="preserve">MU:ZIN (음악 아티스트 매칭·레슨 플랫폼)</w:t>
             </w:r>
           </w:p>
           <w:p>
@@ -2886,6 +2886,110 @@
                 <w:szCs w:val="18"/>
               </w:rPr>
               <w:t xml:space="preserve">React, TypeScript, React Query, Zustand, Java, Spring Boot, Spring Security, JPA, QueryDSL, PostgreSQL</w:t>
+            </w:r>
+          </w:p>
+        </w:tc>
+      </w:tr>
+      <w:tr>
+        <w:trPr>
+          <w:tblHeader w:val="off"/>
+        </w:trPr>
+        <w:tc>
+          <w:tcPr>
+            <w:tcW w:type="dxa" w:w="1500"/>
+            <w:tcBorders>
+              <w:top w:val="single" w:color="CCCCCC" w:sz="4"/>
+              <w:left w:val="single" w:color="CCCCCC" w:sz="4"/>
+              <w:bottom w:val="single" w:color="CCCCCC" w:sz="4"/>
+              <w:right w:val="single" w:color="CCCCCC" w:sz="4"/>
+            </w:tcBorders>
+            <w:tcMar>
+              <w:top w:type="dxa" w:w="80"/>
+              <w:left w:type="dxa" w:w="120"/>
+              <w:bottom w:type="dxa" w:w="80"/>
+              <w:right w:type="dxa" w:w="120"/>
+            </w:tcMar>
+          </w:tcPr>
+          <w:p>
+            <w:pPr>
+              <w:spacing w:after="40" w:line="280"/>
+            </w:pPr>
+            <w:r>
+              <w:rPr>
+                <w:sz w:val="18"/>
+                <w:szCs w:val="18"/>
+              </w:rPr>
+              <w:t xml:space="preserve">개인</w:t>
+            </w:r>
+          </w:p>
+        </w:tc>
+        <w:tc>
+          <w:tcPr>
+            <w:tcW w:type="dxa" w:w="4100"/>
+            <w:tcBorders>
+              <w:top w:val="single" w:color="CCCCCC" w:sz="4"/>
+              <w:left w:val="single" w:color="CCCCCC" w:sz="4"/>
+              <w:bottom w:val="single" w:color="CCCCCC" w:sz="4"/>
+              <w:right w:val="single" w:color="CCCCCC" w:sz="4"/>
+            </w:tcBorders>
+            <w:tcMar>
+              <w:top w:type="dxa" w:w="80"/>
+              <w:left w:type="dxa" w:w="120"/>
+              <w:bottom w:type="dxa" w:w="80"/>
+              <w:right w:type="dxa" w:w="120"/>
+            </w:tcMar>
+          </w:tcPr>
+          <w:p>
+            <w:pPr>
+              <w:spacing w:after="40" w:line="280"/>
+            </w:pPr>
+            <w:r>
+              <w:rPr>
+                <w:sz w:val="18"/>
+                <w:szCs w:val="18"/>
+              </w:rPr>
+              <w:t xml:space="preserve">개인 학습 프로젝트 (핵심 개념 분리 학습)</w:t>
+            </w:r>
+          </w:p>
+          <w:p>
+            <w:pPr>
+              <w:spacing w:after="40" w:line="280"/>
+            </w:pPr>
+            <w:r>
+              <w:rPr>
+                <w:sz w:val="18"/>
+                <w:szCs w:val="18"/>
+              </w:rPr>
+              <w:t xml:space="preserve">2025.12 ~ 진행 중</w:t>
+            </w:r>
+          </w:p>
+        </w:tc>
+        <w:tc>
+          <w:tcPr>
+            <w:tcW w:type="dxa" w:w="4038"/>
+            <w:tcBorders>
+              <w:top w:val="single" w:color="CCCCCC" w:sz="4"/>
+              <w:left w:val="single" w:color="CCCCCC" w:sz="4"/>
+              <w:bottom w:val="single" w:color="CCCCCC" w:sz="4"/>
+              <w:right w:val="single" w:color="CCCCCC" w:sz="4"/>
+            </w:tcBorders>
+            <w:tcMar>
+              <w:top w:type="dxa" w:w="80"/>
+              <w:left w:type="dxa" w:w="120"/>
+              <w:bottom w:type="dxa" w:w="80"/>
+              <w:right w:type="dxa" w:w="120"/>
+            </w:tcMar>
+          </w:tcPr>
+          <w:p>
+            <w:pPr>
+              <w:spacing w:after="40" w:line="280"/>
+            </w:pPr>
+            <w:r>
+              <w:rPr>
+                <w:sz w:val="18"/>
+                <w:szCs w:val="18"/>
+              </w:rPr>
+              <w:t xml:space="preserve">React, TypeScript, Spring Boot, JPA, PostgreSQL</w:t>
             </w:r>
           </w:p>
         </w:tc>

--- a/site/static/files/lee-seulgi-resume.docx
+++ b/site/static/files/lee-seulgi-resume.docx
@@ -2,68 +2,173 @@
 <file path=word/document.xml><?xml version="1.0" encoding="utf-8"?>
 <w:document xmlns:wpc="http://schemas.microsoft.com/office/word/2010/wordprocessingCanvas" xmlns:mc="http://schemas.openxmlformats.org/markup-compatibility/2006" xmlns:o="urn:schemas-microsoft-com:office:office" xmlns:r="http://schemas.openxmlformats.org/officeDocument/2006/relationships" xmlns:m="http://schemas.openxmlformats.org/officeDocument/2006/math" xmlns:v="urn:schemas-microsoft-com:vml" xmlns:wp14="http://schemas.microsoft.com/office/word/2010/wordprocessingDrawing" xmlns:wp="http://schemas.openxmlformats.org/drawingml/2006/wordprocessingDrawing" xmlns:w10="urn:schemas-microsoft-com:office:word" xmlns:w="http://schemas.openxmlformats.org/wordprocessingml/2006/main" xmlns:w14="http://schemas.microsoft.com/office/word/2010/wordml" xmlns:w15="http://schemas.microsoft.com/office/word/2012/wordml" xmlns:wpg="http://schemas.microsoft.com/office/word/2010/wordprocessingGroup" xmlns:wpi="http://schemas.microsoft.com/office/word/2010/wordprocessingInk" xmlns:wne="http://schemas.microsoft.com/office/word/2006/wordml" xmlns:wps="http://schemas.microsoft.com/office/word/2010/wordprocessingShape" xmlns:cx="http://schemas.microsoft.com/office/drawing/2014/chartex" xmlns:cx1="http://schemas.microsoft.com/office/drawing/2015/9/8/chartex" xmlns:cx2="http://schemas.microsoft.com/office/drawing/2015/10/21/chartex" xmlns:cx3="http://schemas.microsoft.com/office/drawing/2016/5/9/chartex" xmlns:cx4="http://schemas.microsoft.com/office/drawing/2016/5/10/chartex" xmlns:cx5="http://schemas.microsoft.com/office/drawing/2016/5/11/chartex" xmlns:cx6="http://schemas.microsoft.com/office/drawing/2016/5/12/chartex" xmlns:cx7="http://schemas.microsoft.com/office/drawing/2016/5/13/chartex" xmlns:cx8="http://schemas.microsoft.com/office/drawing/2016/5/14/chartex" xmlns:aink="http://schemas.microsoft.com/office/drawing/2016/ink" xmlns:am3d="http://schemas.microsoft.com/office/drawing/2017/model3d" xmlns:w16cex="http://schemas.microsoft.com/office/word/2018/wordml/cex" xmlns:w16cid="http://schemas.microsoft.com/office/word/2016/wordml/cid" xmlns:w16="http://schemas.microsoft.com/office/word/2018/wordml" xmlns:w16sdtdh="http://schemas.microsoft.com/office/word/2020/wordml/sdtdatahash" xmlns:w16se="http://schemas.microsoft.com/office/word/2015/wordml/symex" mc:Ignorable="w14 w15 wp14">
   <w:body>
-    <w:p>
-      <w:pPr>
-        <w:pStyle w:val="Title"/>
-      </w:pPr>
-      <w:r>
-        <w:t xml:space="preserve">이력서</w:t>
-      </w:r>
-    </w:p>
-    <w:p>
-      <w:pPr>
-        <w:rPr>
-          <w:b/>
-          <w:bCs/>
-          <w:sz w:val="28"/>
-          <w:szCs w:val="28"/>
-        </w:rPr>
-      </w:pPr>
-      <w:r>
-        <w:rPr>
-          <w:b/>
-          <w:bCs/>
-          <w:sz w:val="28"/>
-          <w:szCs w:val="28"/>
-        </w:rPr>
-        <w:t xml:space="preserve">이슬기</w:t>
-      </w:r>
-    </w:p>
-    <w:p>
-      <w:pPr>
-        <w:rPr>
-          <w:color w:val="6D6D6A"/>
-        </w:rPr>
-      </w:pPr>
-      <w:r>
-        <w:rPr>
-          <w:color w:val="6D6D6A"/>
-        </w:rPr>
-        <w:t xml:space="preserve">서로 다른 경험을 연결해 문제를 푸는 사람, 이슬기입니다.</w:t>
-      </w:r>
-    </w:p>
-    <w:p>
-      <w:r>
-        <w:t xml:space="preserve">이메일: lsg960528@gmail.com</w:t>
-      </w:r>
-    </w:p>
-    <w:p>
-      <w:pPr>
-        <w:rPr>
-          <w:color w:val="6D6D6A"/>
-          <w:sz w:val="18"/>
-          <w:szCs w:val="18"/>
-        </w:rPr>
-      </w:pPr>
-      <w:r>
-        <w:rPr>
-          <w:color w:val="6D6D6A"/>
-          <w:sz w:val="18"/>
-          <w:szCs w:val="18"/>
-        </w:rPr>
-        <w:t xml:space="preserve">포트폴리오: seulgi-portfolio-henna.vercel.app · GitHub: github.com/Lui-die-lui</w:t>
-      </w:r>
-    </w:p>
+    <w:tbl>
+      <w:tblPr>
+        <w:tblW w:type="dxa" w:w="9638"/>
+        <w:tblBorders>
+          <w:top w:val="none" w:color="FFFFFF" w:sz="0"/>
+          <w:left w:val="none" w:color="FFFFFF" w:sz="0"/>
+          <w:bottom w:val="none" w:color="FFFFFF" w:sz="0"/>
+          <w:right w:val="none" w:color="FFFFFF" w:sz="0"/>
+          <w:insideH w:val="none" w:color="FFFFFF" w:sz="0"/>
+          <w:insideV w:val="none" w:color="FFFFFF" w:sz="0"/>
+        </w:tblBorders>
+      </w:tblPr>
+      <w:tblGrid>
+        <w:gridCol w:w="7638"/>
+        <w:gridCol w:w="2000"/>
+      </w:tblGrid>
+      <w:tr>
+        <w:tc>
+          <w:tcPr>
+            <w:tcW w:type="dxa" w:w="7638"/>
+            <w:tcBorders>
+              <w:top w:val="none" w:color="FFFFFF" w:sz="0"/>
+              <w:left w:val="none" w:color="FFFFFF" w:sz="0"/>
+              <w:bottom w:val="none" w:color="FFFFFF" w:sz="0"/>
+              <w:right w:val="none" w:color="FFFFFF" w:sz="0"/>
+            </w:tcBorders>
+            <w:vAlign w:val="center"/>
+          </w:tcPr>
+          <w:p>
+            <w:pPr>
+              <w:pStyle w:val="Title"/>
+            </w:pPr>
+            <w:r>
+              <w:t xml:space="preserve">이력서</w:t>
+            </w:r>
+          </w:p>
+          <w:p>
+            <w:pPr>
+              <w:rPr>
+                <w:b/>
+                <w:bCs/>
+                <w:sz w:val="28"/>
+                <w:szCs w:val="28"/>
+              </w:rPr>
+            </w:pPr>
+            <w:r>
+              <w:rPr>
+                <w:b/>
+                <w:bCs/>
+                <w:sz w:val="28"/>
+                <w:szCs w:val="28"/>
+              </w:rPr>
+              <w:t xml:space="preserve">이슬기</w:t>
+            </w:r>
+          </w:p>
+          <w:p>
+            <w:pPr>
+              <w:rPr>
+                <w:color w:val="6D6D6A"/>
+              </w:rPr>
+            </w:pPr>
+            <w:r>
+              <w:rPr>
+                <w:color w:val="6D6D6A"/>
+              </w:rPr>
+              <w:t xml:space="preserve">서로 다른 경험을 연결해 문제를 푸는 사람, 이슬기입니다.</w:t>
+            </w:r>
+          </w:p>
+          <w:p>
+            <w:r>
+              <w:t xml:space="preserve">이메일: lsg960528@gmail.com</w:t>
+            </w:r>
+          </w:p>
+          <w:p>
+            <w:pPr>
+              <w:rPr>
+                <w:color w:val="6D6D6A"/>
+                <w:sz w:val="18"/>
+                <w:szCs w:val="18"/>
+              </w:rPr>
+            </w:pPr>
+            <w:r>
+              <w:rPr>
+                <w:color w:val="6D6D6A"/>
+                <w:sz w:val="18"/>
+                <w:szCs w:val="18"/>
+              </w:rPr>
+              <w:t xml:space="preserve">포트폴리오: seulgistory.vercel.app · GitHub: github.com/Lui-die-lui</w:t>
+            </w:r>
+          </w:p>
+          <w:p>
+            <w:pPr>
+              <w:rPr>
+                <w:color w:val="6D6D6A"/>
+                <w:sz w:val="18"/>
+                <w:szCs w:val="18"/>
+              </w:rPr>
+            </w:pPr>
+            <w:r>
+              <w:rPr>
+                <w:color w:val="6D6D6A"/>
+                <w:sz w:val="18"/>
+                <w:szCs w:val="18"/>
+              </w:rPr>
+              <w:t xml:space="preserve">이전 포트폴리오: seulgi-portfolio-henna.vercel.app</w:t>
+            </w:r>
+          </w:p>
+        </w:tc>
+        <w:tc>
+          <w:tcPr>
+            <w:tcW w:type="dxa" w:w="2000"/>
+            <w:tcBorders>
+              <w:top w:val="none" w:color="FFFFFF" w:sz="0"/>
+              <w:left w:val="none" w:color="FFFFFF" w:sz="0"/>
+              <w:bottom w:val="none" w:color="FFFFFF" w:sz="0"/>
+              <w:right w:val="none" w:color="FFFFFF" w:sz="0"/>
+            </w:tcBorders>
+            <w:vAlign w:val="center"/>
+          </w:tcPr>
+          <w:p>
+            <w:pPr>
+              <w:jc w:val="right"/>
+            </w:pPr>
+            <w:r>
+              <w:drawing>
+                <wp:inline distT="0" distB="0" distL="0" distR="0">
+                  <wp:extent cx="1028700" cy="1285875"/>
+                  <wp:effectExtent t="0" r="0" b="0" l="0"/>
+                  <wp:docPr id="1" name="photo" descr="이슬기 증명사진" title="증명사진"/>
+                  <wp:cNvGraphicFramePr>
+                    <a:graphicFrameLocks xmlns:a="http://schemas.openxmlformats.org/drawingml/2006/main" noChangeAspect="1"/>
+                  </wp:cNvGraphicFramePr>
+                  <a:graphic xmlns:a="http://schemas.openxmlformats.org/drawingml/2006/main">
+                    <a:graphicData uri="http://schemas.openxmlformats.org/drawingml/2006/picture">
+                      <pic:pic xmlns:pic="http://schemas.openxmlformats.org/drawingml/2006/picture">
+                        <pic:nvPicPr>
+                          <pic:cNvPr id="0" name="" descr=""/>
+                          <pic:cNvPicPr>
+                            <a:picLocks noChangeAspect="1" noChangeArrowheads="1"/>
+                          </pic:cNvPicPr>
+                        </pic:nvPicPr>
+                        <pic:blipFill>
+                          <a:blip r:embed="rId8" cstate="none"/>
+                          <a:srcRect/>
+                          <a:stretch>
+                            <a:fillRect/>
+                          </a:stretch>
+                        </pic:blipFill>
+                        <pic:spPr bwMode="auto">
+                          <a:xfrm>
+                            <a:off x="0" y="0"/>
+                            <a:ext cx="1028700" cy="1285875"/>
+                          </a:xfrm>
+                          <a:prstGeom prst="rect">
+                            <a:avLst/>
+                          </a:prstGeom>
+                        </pic:spPr>
+                      </pic:pic>
+                    </a:graphicData>
+                  </a:graphic>
+                </wp:inline>
+              </w:drawing>
+            </w:r>
+          </w:p>
+        </w:tc>
+      </w:tr>
+    </w:tbl>
     <w:p>
       <w:pPr>
         <w:pStyle w:val="Heading1"/>

--- a/site/static/files/lee-seulgi-resume.docx
+++ b/site/static/files/lee-seulgi-resume.docx
@@ -1578,7 +1578,7 @@
                 <w:sz w:val="18"/>
                 <w:szCs w:val="18"/>
               </w:rPr>
-              <w:t xml:space="preserve">빅데이터 활용 클라우드 SaaS 기반 시니어케어 ERP 개발 과정 수료 · 코리아 IT 아카데미 (국민내일배움카드)</w:t>
+              <w:t xml:space="preserve">빅데이터 활용 클라우드 SaaS 기반 시니어케어 ERP 개발 과정 수료 · 코리아 IT 아카데미 (국민내일배움카드, React·TypeScript, Spring Boot, JPA, Spring Security, MariaDB 프로젝트 수행)</w:t>
             </w:r>
           </w:p>
         </w:tc>
@@ -1641,7 +1641,7 @@
                 <w:sz w:val="18"/>
                 <w:szCs w:val="18"/>
               </w:rPr>
-              <w:t xml:space="preserve">웹개발 과정 수료 · 코리아 IT 아카데미</w:t>
+              <w:t xml:space="preserve">웹개발 과정 수강 · 코리아 IT 아카데미 (React, Java, Spring Boot, MyBatis, Thymeleaf, MySQL, Spring Security)</w:t>
             </w:r>
           </w:p>
         </w:tc>
@@ -1736,6 +1736,69 @@
                 <w:szCs w:val="18"/>
               </w:rPr>
               <w:t xml:space="preserve">내용</w:t>
+            </w:r>
+          </w:p>
+        </w:tc>
+      </w:tr>
+      <w:tr>
+        <w:trPr>
+          <w:tblHeader w:val="off"/>
+        </w:trPr>
+        <w:tc>
+          <w:tcPr>
+            <w:tcW w:type="dxa" w:w="2600"/>
+            <w:tcBorders>
+              <w:top w:val="single" w:color="CCCCCC" w:sz="4"/>
+              <w:left w:val="single" w:color="CCCCCC" w:sz="4"/>
+              <w:bottom w:val="single" w:color="CCCCCC" w:sz="4"/>
+              <w:right w:val="single" w:color="CCCCCC" w:sz="4"/>
+            </w:tcBorders>
+            <w:tcMar>
+              <w:top w:type="dxa" w:w="80"/>
+              <w:left w:type="dxa" w:w="120"/>
+              <w:bottom w:type="dxa" w:w="80"/>
+              <w:right w:type="dxa" w:w="120"/>
+            </w:tcMar>
+          </w:tcPr>
+          <w:p>
+            <w:pPr>
+              <w:spacing w:after="40" w:line="280"/>
+            </w:pPr>
+            <w:r>
+              <w:rPr>
+                <w:sz w:val="18"/>
+                <w:szCs w:val="18"/>
+              </w:rPr>
+              <w:t xml:space="preserve">2026.08</w:t>
+            </w:r>
+          </w:p>
+        </w:tc>
+        <w:tc>
+          <w:tcPr>
+            <w:tcW w:type="dxa" w:w="7038"/>
+            <w:tcBorders>
+              <w:top w:val="single" w:color="CCCCCC" w:sz="4"/>
+              <w:left w:val="single" w:color="CCCCCC" w:sz="4"/>
+              <w:bottom w:val="single" w:color="CCCCCC" w:sz="4"/>
+              <w:right w:val="single" w:color="CCCCCC" w:sz="4"/>
+            </w:tcBorders>
+            <w:tcMar>
+              <w:top w:type="dxa" w:w="80"/>
+              <w:left w:type="dxa" w:w="120"/>
+              <w:bottom w:type="dxa" w:w="80"/>
+              <w:right w:type="dxa" w:w="120"/>
+            </w:tcMar>
+          </w:tcPr>
+          <w:p>
+            <w:pPr>
+              <w:spacing w:after="40" w:line="280"/>
+            </w:pPr>
+            <w:r>
+              <w:rPr>
+                <w:sz w:val="18"/>
+                <w:szCs w:val="18"/>
+              </w:rPr>
+              <w:t xml:space="preserve">컴퓨터활용능력 2급 최종합격 · 대한상공회의소</w:t>
             </w:r>
           </w:p>
         </w:tc>
@@ -2522,6 +2585,69 @@
                 <w:sz w:val="18"/>
                 <w:szCs w:val="18"/>
               </w:rPr>
+              <w:t xml:space="preserve">AI 도구</w:t>
+            </w:r>
+          </w:p>
+        </w:tc>
+        <w:tc>
+          <w:tcPr>
+            <w:tcW w:type="dxa" w:w="7038"/>
+            <w:tcBorders>
+              <w:top w:val="single" w:color="CCCCCC" w:sz="4"/>
+              <w:left w:val="single" w:color="CCCCCC" w:sz="4"/>
+              <w:bottom w:val="single" w:color="CCCCCC" w:sz="4"/>
+              <w:right w:val="single" w:color="CCCCCC" w:sz="4"/>
+            </w:tcBorders>
+            <w:tcMar>
+              <w:top w:type="dxa" w:w="80"/>
+              <w:left w:type="dxa" w:w="120"/>
+              <w:bottom w:type="dxa" w:w="80"/>
+              <w:right w:type="dxa" w:w="120"/>
+            </w:tcMar>
+          </w:tcPr>
+          <w:p>
+            <w:pPr>
+              <w:spacing w:after="40" w:line="280"/>
+            </w:pPr>
+            <w:r>
+              <w:rPr>
+                <w:sz w:val="18"/>
+                <w:szCs w:val="18"/>
+              </w:rPr>
+              <w:t xml:space="preserve">Claude Code, Cursor, OpenAI API</w:t>
+            </w:r>
+          </w:p>
+        </w:tc>
+      </w:tr>
+      <w:tr>
+        <w:trPr>
+          <w:tblHeader w:val="off"/>
+        </w:trPr>
+        <w:tc>
+          <w:tcPr>
+            <w:tcW w:type="dxa" w:w="2600"/>
+            <w:tcBorders>
+              <w:top w:val="single" w:color="CCCCCC" w:sz="4"/>
+              <w:left w:val="single" w:color="CCCCCC" w:sz="4"/>
+              <w:bottom w:val="single" w:color="CCCCCC" w:sz="4"/>
+              <w:right w:val="single" w:color="CCCCCC" w:sz="4"/>
+            </w:tcBorders>
+            <w:tcMar>
+              <w:top w:type="dxa" w:w="80"/>
+              <w:left w:type="dxa" w:w="120"/>
+              <w:bottom w:type="dxa" w:w="80"/>
+              <w:right w:type="dxa" w:w="120"/>
+            </w:tcMar>
+          </w:tcPr>
+          <w:p>
+            <w:pPr>
+              <w:spacing w:after="40" w:line="280"/>
+            </w:pPr>
+            <w:r>
+              <w:rPr>
+                <w:sz w:val="18"/>
+                <w:szCs w:val="18"/>
+              </w:rPr>
               <w:t xml:space="preserve">Design</w:t>
             </w:r>
           </w:p>
@@ -3095,6 +3221,110 @@
                 <w:szCs w:val="18"/>
               </w:rPr>
               <w:t xml:space="preserve">React, TypeScript, Spring Boot, JPA, PostgreSQL</w:t>
+            </w:r>
+          </w:p>
+        </w:tc>
+      </w:tr>
+      <w:tr>
+        <w:trPr>
+          <w:tblHeader w:val="off"/>
+        </w:trPr>
+        <w:tc>
+          <w:tcPr>
+            <w:tcW w:type="dxa" w:w="1500"/>
+            <w:tcBorders>
+              <w:top w:val="single" w:color="CCCCCC" w:sz="4"/>
+              <w:left w:val="single" w:color="CCCCCC" w:sz="4"/>
+              <w:bottom w:val="single" w:color="CCCCCC" w:sz="4"/>
+              <w:right w:val="single" w:color="CCCCCC" w:sz="4"/>
+            </w:tcBorders>
+            <w:tcMar>
+              <w:top w:type="dxa" w:w="80"/>
+              <w:left w:type="dxa" w:w="120"/>
+              <w:bottom w:type="dxa" w:w="80"/>
+              <w:right w:type="dxa" w:w="120"/>
+            </w:tcMar>
+          </w:tcPr>
+          <w:p>
+            <w:pPr>
+              <w:spacing w:after="40" w:line="280"/>
+            </w:pPr>
+            <w:r>
+              <w:rPr>
+                <w:sz w:val="18"/>
+                <w:szCs w:val="18"/>
+              </w:rPr>
+              <w:t xml:space="preserve">개인</w:t>
+            </w:r>
+          </w:p>
+        </w:tc>
+        <w:tc>
+          <w:tcPr>
+            <w:tcW w:type="dxa" w:w="4100"/>
+            <w:tcBorders>
+              <w:top w:val="single" w:color="CCCCCC" w:sz="4"/>
+              <w:left w:val="single" w:color="CCCCCC" w:sz="4"/>
+              <w:bottom w:val="single" w:color="CCCCCC" w:sz="4"/>
+              <w:right w:val="single" w:color="CCCCCC" w:sz="4"/>
+            </w:tcBorders>
+            <w:tcMar>
+              <w:top w:type="dxa" w:w="80"/>
+              <w:left w:type="dxa" w:w="120"/>
+              <w:bottom w:type="dxa" w:w="80"/>
+              <w:right w:type="dxa" w:w="120"/>
+            </w:tcMar>
+          </w:tcPr>
+          <w:p>
+            <w:pPr>
+              <w:spacing w:after="40" w:line="280"/>
+            </w:pPr>
+            <w:r>
+              <w:rPr>
+                <w:sz w:val="18"/>
+                <w:szCs w:val="18"/>
+              </w:rPr>
+              <w:t xml:space="preserve">LUI ARCHIVE (처음 만든 포트폴리오 사이트)</w:t>
+            </w:r>
+          </w:p>
+          <w:p>
+            <w:pPr>
+              <w:spacing w:after="40" w:line="280"/>
+            </w:pPr>
+            <w:r>
+              <w:rPr>
+                <w:sz w:val="18"/>
+                <w:szCs w:val="18"/>
+              </w:rPr>
+              <w:t xml:space="preserve">2026.04.03 ~ 2026.04.04</w:t>
+            </w:r>
+          </w:p>
+        </w:tc>
+        <w:tc>
+          <w:tcPr>
+            <w:tcW w:type="dxa" w:w="4038"/>
+            <w:tcBorders>
+              <w:top w:val="single" w:color="CCCCCC" w:sz="4"/>
+              <w:left w:val="single" w:color="CCCCCC" w:sz="4"/>
+              <w:bottom w:val="single" w:color="CCCCCC" w:sz="4"/>
+              <w:right w:val="single" w:color="CCCCCC" w:sz="4"/>
+            </w:tcBorders>
+            <w:tcMar>
+              <w:top w:type="dxa" w:w="80"/>
+              <w:left w:type="dxa" w:w="120"/>
+              <w:bottom w:type="dxa" w:w="80"/>
+              <w:right w:type="dxa" w:w="120"/>
+            </w:tcMar>
+          </w:tcPr>
+          <w:p>
+            <w:pPr>
+              <w:spacing w:after="40" w:line="280"/>
+            </w:pPr>
+            <w:r>
+              <w:rPr>
+                <w:sz w:val="18"/>
+                <w:szCs w:val="18"/>
+              </w:rPr>
+              <w:t xml:space="preserve">Next.js, React, TypeScript, Tailwind CSS, PostgreSQL, Prisma</w:t>
             </w:r>
           </w:p>
         </w:tc>

--- a/site/static/files/lee-seulgi-resume.docx
+++ b/site/static/files/lee-seulgi-resume.docx
@@ -1641,7 +1641,7 @@
                 <w:sz w:val="18"/>
                 <w:szCs w:val="18"/>
               </w:rPr>
-              <w:t xml:space="preserve">웹개발 과정 수강 · 코리아 IT 아카데미 (React, Java, Spring Boot, MyBatis, Thymeleaf, MySQL, Spring Security)</w:t>
+              <w:t xml:space="preserve">웹개발 과정 수료 · 코리아 IT 아카데미 (React, Java, Spring Boot, MyBatis, Thymeleaf, MySQL, Spring Security)</w:t>
             </w:r>
           </w:p>
         </w:tc>
@@ -3221,6 +3221,110 @@
                 <w:szCs w:val="18"/>
               </w:rPr>
               <w:t xml:space="preserve">React, TypeScript, Spring Boot, JPA, PostgreSQL</w:t>
+            </w:r>
+          </w:p>
+        </w:tc>
+      </w:tr>
+      <w:tr>
+        <w:trPr>
+          <w:tblHeader w:val="off"/>
+        </w:trPr>
+        <w:tc>
+          <w:tcPr>
+            <w:tcW w:type="dxa" w:w="1500"/>
+            <w:tcBorders>
+              <w:top w:val="single" w:color="CCCCCC" w:sz="4"/>
+              <w:left w:val="single" w:color="CCCCCC" w:sz="4"/>
+              <w:bottom w:val="single" w:color="CCCCCC" w:sz="4"/>
+              <w:right w:val="single" w:color="CCCCCC" w:sz="4"/>
+            </w:tcBorders>
+            <w:tcMar>
+              <w:top w:type="dxa" w:w="80"/>
+              <w:left w:type="dxa" w:w="120"/>
+              <w:bottom w:type="dxa" w:w="80"/>
+              <w:right w:type="dxa" w:w="120"/>
+            </w:tcMar>
+          </w:tcPr>
+          <w:p>
+            <w:pPr>
+              <w:spacing w:after="40" w:line="280"/>
+            </w:pPr>
+            <w:r>
+              <w:rPr>
+                <w:sz w:val="18"/>
+                <w:szCs w:val="18"/>
+              </w:rPr>
+              <w:t xml:space="preserve">개인</w:t>
+            </w:r>
+          </w:p>
+        </w:tc>
+        <w:tc>
+          <w:tcPr>
+            <w:tcW w:type="dxa" w:w="4100"/>
+            <w:tcBorders>
+              <w:top w:val="single" w:color="CCCCCC" w:sz="4"/>
+              <w:left w:val="single" w:color="CCCCCC" w:sz="4"/>
+              <w:bottom w:val="single" w:color="CCCCCC" w:sz="4"/>
+              <w:right w:val="single" w:color="CCCCCC" w:sz="4"/>
+            </w:tcBorders>
+            <w:tcMar>
+              <w:top w:type="dxa" w:w="80"/>
+              <w:left w:type="dxa" w:w="120"/>
+              <w:bottom w:type="dxa" w:w="80"/>
+              <w:right w:type="dxa" w:w="120"/>
+            </w:tcMar>
+          </w:tcPr>
+          <w:p>
+            <w:pPr>
+              <w:spacing w:after="40" w:line="280"/>
+            </w:pPr>
+            <w:r>
+              <w:rPr>
+                <w:sz w:val="18"/>
+                <w:szCs w:val="18"/>
+              </w:rPr>
+              <w:t xml:space="preserve">쑥쑥 Ssuk Ssuk (수분 습관 앱인토스 미니앱)</w:t>
+            </w:r>
+          </w:p>
+          <w:p>
+            <w:pPr>
+              <w:spacing w:after="40" w:line="280"/>
+            </w:pPr>
+            <w:r>
+              <w:rPr>
+                <w:sz w:val="18"/>
+                <w:szCs w:val="18"/>
+              </w:rPr>
+              <w:t xml:space="preserve">2026.07</w:t>
+            </w:r>
+          </w:p>
+        </w:tc>
+        <w:tc>
+          <w:tcPr>
+            <w:tcW w:type="dxa" w:w="4038"/>
+            <w:tcBorders>
+              <w:top w:val="single" w:color="CCCCCC" w:sz="4"/>
+              <w:left w:val="single" w:color="CCCCCC" w:sz="4"/>
+              <w:bottom w:val="single" w:color="CCCCCC" w:sz="4"/>
+              <w:right w:val="single" w:color="CCCCCC" w:sz="4"/>
+            </w:tcBorders>
+            <w:tcMar>
+              <w:top w:type="dxa" w:w="80"/>
+              <w:left w:type="dxa" w:w="120"/>
+              <w:bottom w:type="dxa" w:w="80"/>
+              <w:right w:type="dxa" w:w="120"/>
+            </w:tcMar>
+          </w:tcPr>
+          <w:p>
+            <w:pPr>
+              <w:spacing w:after="40" w:line="280"/>
+            </w:pPr>
+            <w:r>
+              <w:rPr>
+                <w:sz w:val="18"/>
+                <w:szCs w:val="18"/>
+              </w:rPr>
+              <w:t xml:space="preserve">React, Emotion, Toss TDS, Supabase(Edge Functions·Storage·Auth), html-to-image, react-easy-crop, Vitest</w:t>
             </w:r>
           </w:p>
         </w:tc>

--- a/site/static/files/lee-seulgi-resume.docx
+++ b/site/static/files/lee-seulgi-resume.docx
@@ -1736,6 +1736,69 @@
                 <w:szCs w:val="18"/>
               </w:rPr>
               <w:t xml:space="preserve">내용</w:t>
+            </w:r>
+          </w:p>
+        </w:tc>
+      </w:tr>
+      <w:tr>
+        <w:trPr>
+          <w:tblHeader w:val="off"/>
+        </w:trPr>
+        <w:tc>
+          <w:tcPr>
+            <w:tcW w:type="dxa" w:w="2600"/>
+            <w:tcBorders>
+              <w:top w:val="single" w:color="CCCCCC" w:sz="4"/>
+              <w:left w:val="single" w:color="CCCCCC" w:sz="4"/>
+              <w:bottom w:val="single" w:color="CCCCCC" w:sz="4"/>
+              <w:right w:val="single" w:color="CCCCCC" w:sz="4"/>
+            </w:tcBorders>
+            <w:tcMar>
+              <w:top w:type="dxa" w:w="80"/>
+              <w:left w:type="dxa" w:w="120"/>
+              <w:bottom w:type="dxa" w:w="80"/>
+              <w:right w:type="dxa" w:w="120"/>
+            </w:tcMar>
+          </w:tcPr>
+          <w:p>
+            <w:pPr>
+              <w:spacing w:after="40" w:line="280"/>
+            </w:pPr>
+            <w:r>
+              <w:rPr>
+                <w:sz w:val="18"/>
+                <w:szCs w:val="18"/>
+              </w:rPr>
+              <w:t xml:space="preserve">2026.10</w:t>
+            </w:r>
+          </w:p>
+        </w:tc>
+        <w:tc>
+          <w:tcPr>
+            <w:tcW w:type="dxa" w:w="7038"/>
+            <w:tcBorders>
+              <w:top w:val="single" w:color="CCCCCC" w:sz="4"/>
+              <w:left w:val="single" w:color="CCCCCC" w:sz="4"/>
+              <w:bottom w:val="single" w:color="CCCCCC" w:sz="4"/>
+              <w:right w:val="single" w:color="CCCCCC" w:sz="4"/>
+            </w:tcBorders>
+            <w:tcMar>
+              <w:top w:type="dxa" w:w="80"/>
+              <w:left w:type="dxa" w:w="120"/>
+              <w:bottom w:type="dxa" w:w="80"/>
+              <w:right w:type="dxa" w:w="120"/>
+            </w:tcMar>
+          </w:tcPr>
+          <w:p>
+            <w:pPr>
+              <w:spacing w:after="40" w:line="280"/>
+            </w:pPr>
+            <w:r>
+              <w:rPr>
+                <w:sz w:val="18"/>
+                <w:szCs w:val="18"/>
+              </w:rPr>
+              <w:t xml:space="preserve">리눅스마스터 2급 최종합격 · 한국정보통신진흥협회(KAIT)</w:t>
             </w:r>
           </w:p>
         </w:tc>
